--- a/tfl/tables/L-DS-01.docx
+++ b/tfl/tables/L-DS-01.docx
@@ -1478,7 +1478,7 @@
           <w:szCs w:val="14"/>
           <w:color w:val="C0392B"/>
         </w:rPr>
-        <w:t xml:space="preserve">DRAFT — produced 2026-05-16 — synthetic data, NOT for regulatory submission</w:t>
+        <w:t xml:space="preserve">DRAFT — produced 2026-05-17 — synthetic data, NOT for regulatory submission</w:t>
       </w:r>
     </w:p>
     <w:sectPr>

--- a/tfl/tables/L-DS-01.docx
+++ b/tfl/tables/L-DS-01.docx
@@ -24048,7 +24048,7 @@
           <w:szCs w:val="14"/>
           <w:color w:val="C0392B"/>
         </w:rPr>
-        <w:t xml:space="preserve">DRAFT — produced 2026-05-17 — synthetic data, NOT for regulatory submission</w:t>
+        <w:t xml:space="preserve">DRAFT — produced 2026-06-05 — synthetic data, NOT for regulatory submission</w:t>
       </w:r>
     </w:p>
     <w:sectPr>

--- a/tfl/tables/L-DS-01.docx
+++ b/tfl/tables/L-DS-01.docx
@@ -313,7 +313,7 @@
                 <w:szCs w:val="16"/>
                 <w:color w:val="FFFFFF"/>
               </w:rPr>
-              <w:t xml:space="preserve">Description of Planned Arm</w:t>
+              <w:t xml:space="preserve">Planned Treatment for Period 01</w:t>
             </w:r>
           </w:p>
         </w:tc>
@@ -368,7 +368,7 @@
                 <w:szCs w:val="16"/>
                 <w:color w:val="FFFFFF"/>
               </w:rPr>
-              <w:t xml:space="preserve">Description of Actual Arm</w:t>
+              <w:t xml:space="preserve">Actual Treatment for Period 01</w:t>
             </w:r>
           </w:p>
         </w:tc>
@@ -698,7 +698,7 @@
                 <w:szCs w:val="16"/>
                 <w:color w:val="FFFFFF"/>
               </w:rPr>
-              <w:t xml:space="preserve">Death?</w:t>
+              <w:t xml:space="preserve">Subject Death Flag</w:t>
             </w:r>
           </w:p>
         </w:tc>
@@ -3528,7 +3528,7 @@
                 <w:szCs w:val="16"/>
                 <w:color w:val="000000"/>
               </w:rPr>
-              <w:t xml:space="preserve">2023-04-20</w:t>
+              <w:t xml:space="preserve">2023-04-19</w:t>
             </w:r>
           </w:p>
         </w:tc>
@@ -7188,7 +7188,7 @@
                 <w:szCs w:val="16"/>
                 <w:color w:val="000000"/>
               </w:rPr>
-              <w:t xml:space="preserve">2022-11-12</w:t>
+              <w:t xml:space="preserve">2022-11-11</w:t>
             </w:r>
           </w:p>
         </w:tc>
@@ -9018,7 +9018,7 @@
                 <w:szCs w:val="16"/>
                 <w:color w:val="000000"/>
               </w:rPr>
-              <w:t xml:space="preserve">2023-09-02</w:t>
+              <w:t xml:space="preserve">2023-09-01</w:t>
             </w:r>
           </w:p>
         </w:tc>
@@ -10238,7 +10238,7 @@
                 <w:szCs w:val="16"/>
                 <w:color w:val="000000"/>
               </w:rPr>
-              <w:t xml:space="preserve">2023-04-15</w:t>
+              <w:t xml:space="preserve">2023-04-14</w:t>
             </w:r>
           </w:p>
         </w:tc>
@@ -12068,7 +12068,7 @@
                 <w:szCs w:val="16"/>
                 <w:color w:val="000000"/>
               </w:rPr>
-              <w:t xml:space="preserve">2022-04-20</w:t>
+              <w:t xml:space="preserve">2022-04-19</w:t>
             </w:r>
           </w:p>
         </w:tc>
@@ -15118,7 +15118,7 @@
                 <w:szCs w:val="16"/>
                 <w:color w:val="000000"/>
               </w:rPr>
-              <w:t xml:space="preserve">2022-07-20</w:t>
+              <w:t xml:space="preserve">2022-07-19</w:t>
             </w:r>
           </w:p>
         </w:tc>
@@ -18168,7 +18168,7 @@
                 <w:szCs w:val="16"/>
                 <w:color w:val="000000"/>
               </w:rPr>
-              <w:t xml:space="preserve">2022-11-16</w:t>
+              <w:t xml:space="preserve">2022-11-15</w:t>
             </w:r>
           </w:p>
         </w:tc>
@@ -19388,7 +19388,7 @@
                 <w:szCs w:val="16"/>
                 <w:color w:val="000000"/>
               </w:rPr>
-              <w:t xml:space="preserve">2022-10-18</w:t>
+              <w:t xml:space="preserve">2022-10-17</w:t>
             </w:r>
           </w:p>
         </w:tc>
@@ -22438,7 +22438,7 @@
                 <w:szCs w:val="16"/>
                 <w:color w:val="000000"/>
               </w:rPr>
-              <w:t xml:space="preserve">2022-03-08</w:t>
+              <w:t xml:space="preserve">2022-03-07</w:t>
             </w:r>
           </w:p>
         </w:tc>
@@ -23658,7 +23658,7 @@
                 <w:szCs w:val="16"/>
                 <w:color w:val="000000"/>
               </w:rPr>
-              <w:t xml:space="preserve">2023-07-28</w:t>
+              <w:t xml:space="preserve">2023-07-27</w:t>
             </w:r>
           </w:p>
         </w:tc>
@@ -24048,7 +24048,7 @@
           <w:szCs w:val="14"/>
           <w:color w:val="C0392B"/>
         </w:rPr>
-        <w:t xml:space="preserve">DRAFT — produced 2026-06-05 — synthetic data, NOT for regulatory submission</w:t>
+        <w:t xml:space="preserve">DRAFT — produced 2026-07-19 — synthetic data, NOT for regulatory submission</w:t>
       </w:r>
     </w:p>
     <w:sectPr>
